--- a/docs/TRIPOD_AI_checklist_v4.docx
+++ b/docs/TRIPOD_AI_checklist_v4.docx
@@ -5175,7 +5175,7 @@
                 <w:sz w:val="17"/>
                 <w:szCs w:val="17"/>
               </w:rPr>
-              <w:t>SQL scripts and notebooks for cohort extraction, labels, predictors, modelling and sensitivity analyses (notebooks/revision), the aggregate outputs of the revised analyses (counts and metrics, no patient-level data) and the audit counts are available in the project repository (Data Availability Statement). Complete code lists: Tables A4 to A6 of Appendix D.</w:t>
+              <w:t>SQL scripts and notebooks for cohort extraction, labels, predictors, modelling and sensitivity analyses (notebooks), the aggregate outputs of the revised analyses (counts and metrics, no patient-level data) and the audit counts are available in the project repository (Data Availability Statement). Complete code lists: Tables A4 to A6 of Appendix D.</w:t>
             </w:r>
           </w:p>
         </w:tc>
